--- a/spa/docx/007.content.docx
+++ b/spa/docx/007.content.docx
@@ -19,7 +19,7 @@
         <w:rPr>
           <w:lang w:val="es_ES" w:bidi="es_ES"/>
         </w:rPr>
-        <w:t>Resource: Tyndale Open Study Notes</w:t>
+        <w:t>Resource: Aquifer Open Study Notes (Profiles)</w:t>
       </w:r>
       <w:r>
         <w:rPr>
@@ -112,7 +112,7 @@
         <w:rPr>
           <w:lang w:val="es_ES" w:bidi="es_ES"/>
         </w:rPr>
-        <w:t>Tyndale Open Study Notes</w:t>
+        <w:t>Aquifer Open Study Notes (Profiles)</w:t>
       </w:r>
     </w:p>
     <w:p>

--- a/spa/docx/007.content.docx
+++ b/spa/docx/007.content.docx
@@ -259,18 +259,12 @@
         </w:rPr>
         <w:t>Durante este período, Madián oprimió a Israel, y el pueblo clamó a Dios por ayuda (</w:t>
       </w:r>
-      <w:hyperlink r:id="rId13">
-        <w:r>
-          <w:rPr>
-            <w:lang w:val="es_ES" w:bidi="es_ES"/>
-          </w:rPr>
-          <w:rPr>
-            <w:color w:val="0000EE"/>
-            <w:u w:val="single"/>
-          </w:rPr>
-          <w:t>Jueces 6.6</w:t>
-        </w:r>
-      </w:hyperlink>
+      <w:r>
+        <w:rPr>
+          <w:lang w:val="es_ES" w:bidi="es_ES"/>
+        </w:rPr>
+        <w:t>Jueces 6.6</w:t>
+      </w:r>
       <w:r>
         <w:rPr>
           <w:lang w:val="es_ES" w:bidi="es_ES"/>
@@ -347,36 +341,24 @@
         </w:rPr>
         <w:t>Gedeón sabiamente rechazó la petición del pueblo de convertirse en su gobernante. Sin embargo, hizo un ephod con los pendientes de los soldados derrotados, y este se convirtió en un ídolo (</w:t>
       </w:r>
-      <w:hyperlink r:id="rId14">
-        <w:r>
-          <w:rPr>
-            <w:lang w:val="es_ES" w:bidi="es_ES"/>
-          </w:rPr>
-          <w:rPr>
-            <w:color w:val="0000EE"/>
-            <w:u w:val="single"/>
-          </w:rPr>
-          <w:t>Jueces 8.22–27</w:t>
-        </w:r>
-      </w:hyperlink>
+      <w:r>
+        <w:rPr>
+          <w:lang w:val="es_ES" w:bidi="es_ES"/>
+        </w:rPr>
+        <w:t>Jueces 8.22–27</w:t>
+      </w:r>
       <w:r>
         <w:rPr>
           <w:lang w:val="es_ES" w:bidi="es_ES"/>
         </w:rPr>
         <w:t>). Gedeón, que era débil en la fe y dependía de señales visibles, eventualmente se apartó de adorar al Dios invisible y adoró ídolos. Israel experimentó paz durante su vida, pero su falta de fe condujo a problemas después de su muerte (</w:t>
       </w:r>
-      <w:hyperlink r:id="rId15">
-        <w:r>
-          <w:rPr>
-            <w:lang w:val="es_ES" w:bidi="es_ES"/>
-          </w:rPr>
-          <w:rPr>
-            <w:color w:val="0000EE"/>
-            <w:u w:val="single"/>
-          </w:rPr>
-          <w:t>Jueces 8.33–9.57</w:t>
-        </w:r>
-      </w:hyperlink>
+      <w:r>
+        <w:rPr>
+          <w:lang w:val="es_ES" w:bidi="es_ES"/>
+        </w:rPr>
+        <w:t>Jueces 8.33–9.57</w:t>
+      </w:r>
       <w:r>
         <w:rPr>
           <w:lang w:val="es_ES" w:bidi="es_ES"/>
@@ -406,72 +388,48 @@
           <w:lang w:val="es_ES" w:bidi="es_ES"/>
         </w:rPr>
       </w:r>
-      <w:hyperlink r:id="rId16">
-        <w:r>
-          <w:rPr>
-            <w:lang w:val="es_ES" w:bidi="es_ES"/>
-          </w:rPr>
-          <w:rPr>
-            <w:color w:val="0000EE"/>
-            <w:u w:val="single"/>
-          </w:rPr>
-          <w:t>Jueces 6.1–8.35</w:t>
-        </w:r>
-      </w:hyperlink>
+      <w:r>
+        <w:rPr>
+          <w:lang w:val="es_ES" w:bidi="es_ES"/>
+        </w:rPr>
+        <w:t>Jueces 6.1–8.35</w:t>
+      </w:r>
       <w:r>
         <w:rPr>
           <w:lang w:val="es_ES" w:bidi="es_ES"/>
         </w:rPr>
         <w:t xml:space="preserve">; </w:t>
       </w:r>
-      <w:hyperlink r:id="rId17">
-        <w:r>
-          <w:rPr>
-            <w:lang w:val="es_ES" w:bidi="es_ES"/>
-          </w:rPr>
-          <w:rPr>
-            <w:color w:val="0000EE"/>
-            <w:u w:val="single"/>
-          </w:rPr>
-          <w:t>1 Samuel 12.11</w:t>
-        </w:r>
-      </w:hyperlink>
+      <w:r>
+        <w:rPr>
+          <w:lang w:val="es_ES" w:bidi="es_ES"/>
+        </w:rPr>
+        <w:t>1 Samuel 12.11</w:t>
+      </w:r>
       <w:r>
         <w:rPr>
           <w:lang w:val="es_ES" w:bidi="es_ES"/>
         </w:rPr>
         <w:t xml:space="preserve">; </w:t>
       </w:r>
-      <w:hyperlink r:id="rId18">
-        <w:r>
-          <w:rPr>
-            <w:lang w:val="es_ES" w:bidi="es_ES"/>
-          </w:rPr>
-          <w:rPr>
-            <w:color w:val="0000EE"/>
-            <w:u w:val="single"/>
-          </w:rPr>
-          <w:t>Isaías 10.26</w:t>
-        </w:r>
-      </w:hyperlink>
+      <w:r>
+        <w:rPr>
+          <w:lang w:val="es_ES" w:bidi="es_ES"/>
+        </w:rPr>
+        <w:t>Isaías 10.26</w:t>
+      </w:r>
       <w:r>
         <w:rPr>
           <w:lang w:val="es_ES" w:bidi="es_ES"/>
         </w:rPr>
         <w:t xml:space="preserve">; </w:t>
       </w:r>
-      <w:hyperlink r:id="rId19">
-        <w:r>
-          <w:rPr>
-            <w:lang w:val="es_ES" w:bidi="es_ES"/>
-          </w:rPr>
-          <w:rPr>
-            <w:color w:val="0000EE"/>
-            <w:u w:val="single"/>
-          </w:rPr>
-          <w:t>Hebreos 11.32</w:t>
-        </w:r>
-      </w:hyperlink>
+      <w:r>
+        <w:rPr>
+          <w:lang w:val="es_ES" w:bidi="es_ES"/>
+        </w:rPr>
+        <w:t>Hebreos 11.32</w:t>
+      </w:r>
       <w:r>
         <w:rPr>
           <w:lang w:val="es_ES" w:bidi="es_ES"/>
